--- a/entregables/revision_interna/REVISION_SENALIZACION_Y_SEGURIDAD_HOGAR_REFUGIO.docx
+++ b/entregables/revision_interna/REVISION_SENALIZACION_Y_SEGURIDAD_HOGAR_REFUGIO.docx
@@ -43,7 +43,7 @@
           <w:i w:val="0"/>
           <w:sz w:val="22"/>
         </w:rPr>
-        <w:t>Se leyó el DXF del plano de señalización de la arquitecta (292 MB): la leyenda de 27 filas, cada símbolo de señal dibujado en la planta (posición = centro de su contorno) y la edificación donde cae (contorno del bloque de cada edificación de la planta general, con 0.60 m de margen), los símbolos fuera del terreno, las imágenes pegadas (39 de la señal de riesgo eléctrico) y el rótulo. Se revisó que no hubiera símbolos superpuestos (ninguno a menos de 0.10 m de otro igual) y que la presentación A1 muestre la planta a escala 1/150. El metrado toma lo dibujado en la planta; donde la leyenda no coincide, se corrige la leyenda.</w:t>
+        <w:t>Se leyó el DXF del plano de señalización de la arquitecta (292 MB): la leyenda de 27 filas, cada símbolo de señal dibujado en la planta (posición = centro de su dibujo sin textos) y la edificación donde cae (contorno del bloque de cada edificación de la planta general, con 0.60 m de margen; donde los contornos se traslapan en los aleros, la que lo contiene con más holgura), los símbolos fuera del terreno, las imágenes pegadas (39 de la señal de riesgo eléctrico) y el rótulo. Se revisó que no hubiera símbolos superpuestos (ninguno a menos de 0.10 m de otro igual) y que la presentación A1 muestre la planta a escala 1/150. El metrado toma lo dibujado en la planta; donde la leyenda no coincide, se corrige la leyenda.</w:t>
       </w:r>
     </w:p>
     <w:p>
@@ -1821,7 +1821,7 @@
           <w:color w:val="7B1E2B"/>
           <w:sz w:val="22"/>
         </w:rPr>
-        <w:t>2. OBSERVACIONES QUE SE DEBEN CORREGIR EN EL PLANO</w:t>
+        <w:t>2. COMPARACIÓN CON EL METRADO DE EVACUACIÓN DE ARQUITECTURA</w:t>
       </w:r>
     </w:p>
     <w:p>
@@ -1836,7 +1836,2348 @@
           <w:i w:val="0"/>
           <w:sz w:val="20"/>
         </w:rPr>
-        <w:t>Tabla N.° 02: Observaciones al plano de señalización</w:t>
+        <w:t>Tabla N.° 02: Metrado de evacuación de arquitectura (HR y HD) y plano</w:t>
+      </w:r>
+    </w:p>
+    <w:tbl>
+      <w:tblPr>
+        <w:tblStyle w:val="TableGrid"/>
+        <w:tblW w:type="auto" w:w="0"/>
+        <w:jc w:val="center"/>
+        <w:tblLayout w:type="fixed"/>
+        <w:tblLook w:firstColumn="1" w:firstRow="1" w:lastColumn="0" w:lastRow="0" w:noHBand="0" w:noVBand="1" w:val="04A0"/>
+      </w:tblPr>
+      <w:tblGrid>
+        <w:gridCol w:w="1247"/>
+        <w:gridCol w:w="3855"/>
+        <w:gridCol w:w="1020"/>
+        <w:gridCol w:w="1020"/>
+        <w:gridCol w:w="1134"/>
+        <w:gridCol w:w="1360"/>
+      </w:tblGrid>
+      <w:tr>
+        <w:trPr>
+          <w:tblHeader w:val="true"/>
+        </w:trPr>
+        <w:tc>
+          <w:tcPr>
+            <w:tcW w:type="dxa" w:w="1247"/>
+            <w:shd w:val="clear" w:color="auto" w:fill="7B1E2B"/>
+            <w:vAlign w:val="center"/>
+          </w:tcPr>
+          <w:p>
+            <w:pPr>
+              <w:spacing w:after="20" w:before="20"/>
+              <w:jc w:val="center"/>
+            </w:pPr>
+            <w:r>
+              <w:rPr>
+                <w:b/>
+                <w:i w:val="0"/>
+                <w:color w:val="FFFFFF"/>
+                <w:sz w:val="16"/>
+              </w:rPr>
+              <w:t>ITEM</w:t>
+            </w:r>
+          </w:p>
+        </w:tc>
+        <w:tc>
+          <w:tcPr>
+            <w:tcW w:type="dxa" w:w="3855"/>
+            <w:shd w:val="clear" w:color="auto" w:fill="7B1E2B"/>
+            <w:vAlign w:val="center"/>
+          </w:tcPr>
+          <w:p>
+            <w:pPr>
+              <w:spacing w:after="20" w:before="20"/>
+              <w:jc w:val="center"/>
+            </w:pPr>
+            <w:r>
+              <w:rPr>
+                <w:b/>
+                <w:i w:val="0"/>
+                <w:color w:val="FFFFFF"/>
+                <w:sz w:val="16"/>
+              </w:rPr>
+              <w:t>PARTIDA</w:t>
+            </w:r>
+          </w:p>
+        </w:tc>
+        <w:tc>
+          <w:tcPr>
+            <w:tcW w:type="dxa" w:w="1020"/>
+            <w:shd w:val="clear" w:color="auto" w:fill="7B1E2B"/>
+            <w:vAlign w:val="center"/>
+          </w:tcPr>
+          <w:p>
+            <w:pPr>
+              <w:spacing w:after="20" w:before="20"/>
+              <w:jc w:val="center"/>
+            </w:pPr>
+            <w:r>
+              <w:rPr>
+                <w:b/>
+                <w:i w:val="0"/>
+                <w:color w:val="FFFFFF"/>
+                <w:sz w:val="16"/>
+              </w:rPr>
+              <w:t>HR</w:t>
+            </w:r>
+          </w:p>
+        </w:tc>
+        <w:tc>
+          <w:tcPr>
+            <w:tcW w:type="dxa" w:w="1020"/>
+            <w:shd w:val="clear" w:color="auto" w:fill="7B1E2B"/>
+            <w:vAlign w:val="center"/>
+          </w:tcPr>
+          <w:p>
+            <w:pPr>
+              <w:spacing w:after="20" w:before="20"/>
+              <w:jc w:val="center"/>
+            </w:pPr>
+            <w:r>
+              <w:rPr>
+                <w:b/>
+                <w:i w:val="0"/>
+                <w:color w:val="FFFFFF"/>
+                <w:sz w:val="16"/>
+              </w:rPr>
+              <w:t>HD</w:t>
+            </w:r>
+          </w:p>
+        </w:tc>
+        <w:tc>
+          <w:tcPr>
+            <w:tcW w:type="dxa" w:w="1134"/>
+            <w:shd w:val="clear" w:color="auto" w:fill="7B1E2B"/>
+            <w:vAlign w:val="center"/>
+          </w:tcPr>
+          <w:p>
+            <w:pPr>
+              <w:spacing w:after="20" w:before="20"/>
+              <w:jc w:val="center"/>
+            </w:pPr>
+            <w:r>
+              <w:rPr>
+                <w:b/>
+                <w:i w:val="0"/>
+                <w:color w:val="FFFFFF"/>
+                <w:sz w:val="16"/>
+              </w:rPr>
+              <w:t>PLANO</w:t>
+            </w:r>
+          </w:p>
+        </w:tc>
+        <w:tc>
+          <w:tcPr>
+            <w:tcW w:type="dxa" w:w="1361"/>
+            <w:shd w:val="clear" w:color="auto" w:fill="7B1E2B"/>
+            <w:vAlign w:val="center"/>
+          </w:tcPr>
+          <w:p>
+            <w:pPr>
+              <w:spacing w:after="20" w:before="20"/>
+              <w:jc w:val="center"/>
+            </w:pPr>
+            <w:r>
+              <w:rPr>
+                <w:b/>
+                <w:i w:val="0"/>
+                <w:color w:val="FFFFFF"/>
+                <w:sz w:val="16"/>
+              </w:rPr>
+              <w:t>RESULTADO</w:t>
+            </w:r>
+          </w:p>
+        </w:tc>
+      </w:tr>
+      <w:tr>
+        <w:trPr>
+          <w:cantSplit/>
+        </w:trPr>
+        <w:tc>
+          <w:tcPr>
+            <w:tcW w:type="dxa" w:w="1247"/>
+            <w:vAlign w:val="center"/>
+          </w:tcPr>
+          <w:p>
+            <w:pPr>
+              <w:spacing w:after="20" w:before="20"/>
+              <w:jc w:val="center"/>
+            </w:pPr>
+            <w:r>
+              <w:rPr>
+                <w:b w:val="0"/>
+                <w:i w:val="0"/>
+                <w:sz w:val="16"/>
+              </w:rPr>
+              <w:t>03.14.01.01</w:t>
+            </w:r>
+          </w:p>
+        </w:tc>
+        <w:tc>
+          <w:tcPr>
+            <w:tcW w:type="dxa" w:w="3855"/>
+            <w:vAlign w:val="center"/>
+          </w:tcPr>
+          <w:p>
+            <w:pPr>
+              <w:spacing w:after="20" w:before="20"/>
+              <w:jc w:val="left"/>
+            </w:pPr>
+            <w:r>
+              <w:rPr>
+                <w:b w:val="0"/>
+                <w:i w:val="0"/>
+                <w:sz w:val="16"/>
+              </w:rPr>
+              <w:t>Señal de salida</w:t>
+            </w:r>
+          </w:p>
+        </w:tc>
+        <w:tc>
+          <w:tcPr>
+            <w:tcW w:type="dxa" w:w="1020"/>
+            <w:vAlign w:val="center"/>
+          </w:tcPr>
+          <w:p>
+            <w:pPr>
+              <w:spacing w:after="20" w:before="20"/>
+              <w:jc w:val="center"/>
+            </w:pPr>
+            <w:r>
+              <w:rPr>
+                <w:b w:val="0"/>
+                <w:i w:val="0"/>
+                <w:sz w:val="16"/>
+              </w:rPr>
+              <w:t>49</w:t>
+            </w:r>
+          </w:p>
+        </w:tc>
+        <w:tc>
+          <w:tcPr>
+            <w:tcW w:type="dxa" w:w="1020"/>
+            <w:vAlign w:val="center"/>
+          </w:tcPr>
+          <w:p>
+            <w:pPr>
+              <w:spacing w:after="20" w:before="20"/>
+              <w:jc w:val="center"/>
+            </w:pPr>
+            <w:r>
+              <w:rPr>
+                <w:b w:val="0"/>
+                <w:i w:val="0"/>
+                <w:sz w:val="16"/>
+              </w:rPr>
+              <w:t>49</w:t>
+            </w:r>
+          </w:p>
+        </w:tc>
+        <w:tc>
+          <w:tcPr>
+            <w:tcW w:type="dxa" w:w="1134"/>
+            <w:vAlign w:val="center"/>
+          </w:tcPr>
+          <w:p>
+            <w:pPr>
+              <w:spacing w:after="20" w:before="20"/>
+              <w:jc w:val="center"/>
+            </w:pPr>
+            <w:r>
+              <w:rPr>
+                <w:b w:val="0"/>
+                <w:i w:val="0"/>
+                <w:sz w:val="16"/>
+              </w:rPr>
+              <w:t>49</w:t>
+            </w:r>
+          </w:p>
+        </w:tc>
+        <w:tc>
+          <w:tcPr>
+            <w:tcW w:type="dxa" w:w="1361"/>
+            <w:shd w:val="clear" w:color="auto" w:fill="E2EFDA"/>
+            <w:vAlign w:val="center"/>
+          </w:tcPr>
+          <w:p>
+            <w:pPr>
+              <w:spacing w:after="20" w:before="20"/>
+              <w:jc w:val="center"/>
+            </w:pPr>
+            <w:r>
+              <w:rPr>
+                <w:b w:val="0"/>
+                <w:i w:val="0"/>
+                <w:sz w:val="16"/>
+              </w:rPr>
+              <w:t>bien</w:t>
+            </w:r>
+          </w:p>
+        </w:tc>
+      </w:tr>
+      <w:tr>
+        <w:trPr>
+          <w:cantSplit/>
+        </w:trPr>
+        <w:tc>
+          <w:tcPr>
+            <w:tcW w:type="dxa" w:w="1247"/>
+            <w:vAlign w:val="center"/>
+          </w:tcPr>
+          <w:p>
+            <w:pPr>
+              <w:spacing w:after="20" w:before="20"/>
+              <w:jc w:val="center"/>
+            </w:pPr>
+            <w:r>
+              <w:rPr>
+                <w:b w:val="0"/>
+                <w:i w:val="0"/>
+                <w:sz w:val="16"/>
+              </w:rPr>
+              <w:t>03.14.01.02</w:t>
+            </w:r>
+          </w:p>
+        </w:tc>
+        <w:tc>
+          <w:tcPr>
+            <w:tcW w:type="dxa" w:w="3855"/>
+            <w:vAlign w:val="center"/>
+          </w:tcPr>
+          <w:p>
+            <w:pPr>
+              <w:spacing w:after="20" w:before="20"/>
+              <w:jc w:val="left"/>
+            </w:pPr>
+            <w:r>
+              <w:rPr>
+                <w:b w:val="0"/>
+                <w:i w:val="0"/>
+                <w:sz w:val="16"/>
+              </w:rPr>
+              <w:t>Señal de zona segura</w:t>
+            </w:r>
+          </w:p>
+        </w:tc>
+        <w:tc>
+          <w:tcPr>
+            <w:tcW w:type="dxa" w:w="1020"/>
+            <w:vAlign w:val="center"/>
+          </w:tcPr>
+          <w:p>
+            <w:pPr>
+              <w:spacing w:after="20" w:before="20"/>
+              <w:jc w:val="center"/>
+            </w:pPr>
+            <w:r>
+              <w:rPr>
+                <w:b w:val="0"/>
+                <w:i w:val="0"/>
+                <w:sz w:val="16"/>
+              </w:rPr>
+              <w:t>209</w:t>
+            </w:r>
+          </w:p>
+        </w:tc>
+        <w:tc>
+          <w:tcPr>
+            <w:tcW w:type="dxa" w:w="1020"/>
+            <w:vAlign w:val="center"/>
+          </w:tcPr>
+          <w:p>
+            <w:pPr>
+              <w:spacing w:after="20" w:before="20"/>
+              <w:jc w:val="center"/>
+            </w:pPr>
+            <w:r>
+              <w:rPr>
+                <w:b w:val="0"/>
+                <w:i w:val="0"/>
+                <w:sz w:val="16"/>
+              </w:rPr>
+              <w:t>209</w:t>
+            </w:r>
+          </w:p>
+        </w:tc>
+        <w:tc>
+          <w:tcPr>
+            <w:tcW w:type="dxa" w:w="1134"/>
+            <w:vAlign w:val="center"/>
+          </w:tcPr>
+          <w:p>
+            <w:pPr>
+              <w:spacing w:after="20" w:before="20"/>
+              <w:jc w:val="center"/>
+            </w:pPr>
+            <w:r>
+              <w:rPr>
+                <w:b w:val="0"/>
+                <w:i w:val="0"/>
+                <w:sz w:val="16"/>
+              </w:rPr>
+              <w:t>209</w:t>
+            </w:r>
+          </w:p>
+        </w:tc>
+        <w:tc>
+          <w:tcPr>
+            <w:tcW w:type="dxa" w:w="1361"/>
+            <w:shd w:val="clear" w:color="auto" w:fill="E2EFDA"/>
+            <w:vAlign w:val="center"/>
+          </w:tcPr>
+          <w:p>
+            <w:pPr>
+              <w:spacing w:after="20" w:before="20"/>
+              <w:jc w:val="center"/>
+            </w:pPr>
+            <w:r>
+              <w:rPr>
+                <w:b w:val="0"/>
+                <w:i w:val="0"/>
+                <w:sz w:val="16"/>
+              </w:rPr>
+              <w:t>bien</w:t>
+            </w:r>
+          </w:p>
+        </w:tc>
+      </w:tr>
+      <w:tr>
+        <w:trPr>
+          <w:cantSplit/>
+        </w:trPr>
+        <w:tc>
+          <w:tcPr>
+            <w:tcW w:type="dxa" w:w="1247"/>
+            <w:vAlign w:val="center"/>
+          </w:tcPr>
+          <w:p>
+            <w:pPr>
+              <w:spacing w:after="20" w:before="20"/>
+              <w:jc w:val="center"/>
+            </w:pPr>
+            <w:r>
+              <w:rPr>
+                <w:b w:val="0"/>
+                <w:i w:val="0"/>
+                <w:sz w:val="16"/>
+              </w:rPr>
+              <w:t>03.14.01.03</w:t>
+            </w:r>
+          </w:p>
+        </w:tc>
+        <w:tc>
+          <w:tcPr>
+            <w:tcW w:type="dxa" w:w="3855"/>
+            <w:vAlign w:val="center"/>
+          </w:tcPr>
+          <w:p>
+            <w:pPr>
+              <w:spacing w:after="20" w:before="20"/>
+              <w:jc w:val="left"/>
+            </w:pPr>
+            <w:r>
+              <w:rPr>
+                <w:b w:val="0"/>
+                <w:i w:val="0"/>
+                <w:sz w:val="16"/>
+              </w:rPr>
+              <w:t>Señal dedirección de evacuación</w:t>
+            </w:r>
+          </w:p>
+        </w:tc>
+        <w:tc>
+          <w:tcPr>
+            <w:tcW w:type="dxa" w:w="1020"/>
+            <w:vAlign w:val="center"/>
+          </w:tcPr>
+          <w:p>
+            <w:pPr>
+              <w:spacing w:after="20" w:before="20"/>
+              <w:jc w:val="center"/>
+            </w:pPr>
+            <w:r>
+              <w:rPr>
+                <w:b w:val="0"/>
+                <w:i w:val="0"/>
+                <w:sz w:val="16"/>
+              </w:rPr>
+              <w:t>63</w:t>
+            </w:r>
+          </w:p>
+        </w:tc>
+        <w:tc>
+          <w:tcPr>
+            <w:tcW w:type="dxa" w:w="1020"/>
+            <w:vAlign w:val="center"/>
+          </w:tcPr>
+          <w:p>
+            <w:pPr>
+              <w:spacing w:after="20" w:before="20"/>
+              <w:jc w:val="center"/>
+            </w:pPr>
+            <w:r>
+              <w:rPr>
+                <w:b w:val="0"/>
+                <w:i w:val="0"/>
+                <w:sz w:val="16"/>
+              </w:rPr>
+              <w:t>63</w:t>
+            </w:r>
+          </w:p>
+        </w:tc>
+        <w:tc>
+          <w:tcPr>
+            <w:tcW w:type="dxa" w:w="1134"/>
+            <w:vAlign w:val="center"/>
+          </w:tcPr>
+          <w:p>
+            <w:pPr>
+              <w:spacing w:after="20" w:before="20"/>
+              <w:jc w:val="center"/>
+            </w:pPr>
+            <w:r>
+              <w:rPr>
+                <w:b w:val="0"/>
+                <w:i w:val="0"/>
+                <w:sz w:val="16"/>
+              </w:rPr>
+              <w:t>63</w:t>
+            </w:r>
+          </w:p>
+        </w:tc>
+        <w:tc>
+          <w:tcPr>
+            <w:tcW w:type="dxa" w:w="1361"/>
+            <w:shd w:val="clear" w:color="auto" w:fill="E2EFDA"/>
+            <w:vAlign w:val="center"/>
+          </w:tcPr>
+          <w:p>
+            <w:pPr>
+              <w:spacing w:after="20" w:before="20"/>
+              <w:jc w:val="center"/>
+            </w:pPr>
+            <w:r>
+              <w:rPr>
+                <w:b w:val="0"/>
+                <w:i w:val="0"/>
+                <w:sz w:val="16"/>
+              </w:rPr>
+              <w:t>bien</w:t>
+            </w:r>
+          </w:p>
+        </w:tc>
+      </w:tr>
+      <w:tr>
+        <w:trPr>
+          <w:cantSplit/>
+        </w:trPr>
+        <w:tc>
+          <w:tcPr>
+            <w:tcW w:type="dxa" w:w="1247"/>
+            <w:vAlign w:val="center"/>
+          </w:tcPr>
+          <w:p>
+            <w:pPr>
+              <w:spacing w:after="20" w:before="20"/>
+              <w:jc w:val="center"/>
+            </w:pPr>
+            <w:r>
+              <w:rPr>
+                <w:b w:val="0"/>
+                <w:i w:val="0"/>
+                <w:sz w:val="16"/>
+              </w:rPr>
+              <w:t>03.14.01.04</w:t>
+            </w:r>
+          </w:p>
+        </w:tc>
+        <w:tc>
+          <w:tcPr>
+            <w:tcW w:type="dxa" w:w="3855"/>
+            <w:vAlign w:val="center"/>
+          </w:tcPr>
+          <w:p>
+            <w:pPr>
+              <w:spacing w:after="20" w:before="20"/>
+              <w:jc w:val="left"/>
+            </w:pPr>
+            <w:r>
+              <w:rPr>
+                <w:b w:val="0"/>
+                <w:i w:val="0"/>
+                <w:sz w:val="16"/>
+              </w:rPr>
+              <w:t>Señal de riesgo eléctrico</w:t>
+            </w:r>
+          </w:p>
+        </w:tc>
+        <w:tc>
+          <w:tcPr>
+            <w:tcW w:type="dxa" w:w="1020"/>
+            <w:vAlign w:val="center"/>
+          </w:tcPr>
+          <w:p>
+            <w:pPr>
+              <w:spacing w:after="20" w:before="20"/>
+              <w:jc w:val="center"/>
+            </w:pPr>
+            <w:r>
+              <w:rPr>
+                <w:b w:val="0"/>
+                <w:i w:val="0"/>
+                <w:sz w:val="16"/>
+              </w:rPr>
+              <w:t>39</w:t>
+            </w:r>
+          </w:p>
+        </w:tc>
+        <w:tc>
+          <w:tcPr>
+            <w:tcW w:type="dxa" w:w="1020"/>
+            <w:vAlign w:val="center"/>
+          </w:tcPr>
+          <w:p>
+            <w:pPr>
+              <w:spacing w:after="20" w:before="20"/>
+              <w:jc w:val="center"/>
+            </w:pPr>
+            <w:r>
+              <w:rPr>
+                <w:b w:val="0"/>
+                <w:i w:val="0"/>
+                <w:sz w:val="16"/>
+              </w:rPr>
+              <w:t>39</w:t>
+            </w:r>
+          </w:p>
+        </w:tc>
+        <w:tc>
+          <w:tcPr>
+            <w:tcW w:type="dxa" w:w="1134"/>
+            <w:vAlign w:val="center"/>
+          </w:tcPr>
+          <w:p>
+            <w:pPr>
+              <w:spacing w:after="20" w:before="20"/>
+              <w:jc w:val="center"/>
+            </w:pPr>
+            <w:r>
+              <w:rPr>
+                <w:b w:val="0"/>
+                <w:i w:val="0"/>
+                <w:sz w:val="16"/>
+              </w:rPr>
+              <w:t>39</w:t>
+            </w:r>
+          </w:p>
+        </w:tc>
+        <w:tc>
+          <w:tcPr>
+            <w:tcW w:type="dxa" w:w="1361"/>
+            <w:shd w:val="clear" w:color="auto" w:fill="E2EFDA"/>
+            <w:vAlign w:val="center"/>
+          </w:tcPr>
+          <w:p>
+            <w:pPr>
+              <w:spacing w:after="20" w:before="20"/>
+              <w:jc w:val="center"/>
+            </w:pPr>
+            <w:r>
+              <w:rPr>
+                <w:b w:val="0"/>
+                <w:i w:val="0"/>
+                <w:sz w:val="16"/>
+              </w:rPr>
+              <w:t>bien</w:t>
+            </w:r>
+          </w:p>
+        </w:tc>
+      </w:tr>
+      <w:tr>
+        <w:trPr>
+          <w:cantSplit/>
+        </w:trPr>
+        <w:tc>
+          <w:tcPr>
+            <w:tcW w:type="dxa" w:w="1247"/>
+            <w:vAlign w:val="center"/>
+          </w:tcPr>
+          <w:p>
+            <w:pPr>
+              <w:spacing w:after="20" w:before="20"/>
+              <w:jc w:val="center"/>
+            </w:pPr>
+            <w:r>
+              <w:rPr>
+                <w:b w:val="0"/>
+                <w:i w:val="0"/>
+                <w:sz w:val="16"/>
+              </w:rPr>
+              <w:t>03.14.01.05</w:t>
+            </w:r>
+          </w:p>
+        </w:tc>
+        <w:tc>
+          <w:tcPr>
+            <w:tcW w:type="dxa" w:w="3855"/>
+            <w:vAlign w:val="center"/>
+          </w:tcPr>
+          <w:p>
+            <w:pPr>
+              <w:spacing w:after="20" w:before="20"/>
+              <w:jc w:val="left"/>
+            </w:pPr>
+            <w:r>
+              <w:rPr>
+                <w:b w:val="0"/>
+                <w:i w:val="0"/>
+                <w:sz w:val="16"/>
+              </w:rPr>
+              <w:t>Señal de luces de emergencia</w:t>
+            </w:r>
+          </w:p>
+        </w:tc>
+        <w:tc>
+          <w:tcPr>
+            <w:tcW w:type="dxa" w:w="1020"/>
+            <w:vAlign w:val="center"/>
+          </w:tcPr>
+          <w:p>
+            <w:pPr>
+              <w:spacing w:after="20" w:before="20"/>
+              <w:jc w:val="center"/>
+            </w:pPr>
+            <w:r>
+              <w:rPr>
+                <w:b w:val="0"/>
+                <w:i w:val="0"/>
+                <w:sz w:val="16"/>
+              </w:rPr>
+              <w:t>115</w:t>
+            </w:r>
+          </w:p>
+        </w:tc>
+        <w:tc>
+          <w:tcPr>
+            <w:tcW w:type="dxa" w:w="1020"/>
+            <w:vAlign w:val="center"/>
+          </w:tcPr>
+          <w:p>
+            <w:pPr>
+              <w:spacing w:after="20" w:before="20"/>
+              <w:jc w:val="center"/>
+            </w:pPr>
+            <w:r>
+              <w:rPr>
+                <w:b w:val="0"/>
+                <w:i w:val="0"/>
+                <w:sz w:val="16"/>
+              </w:rPr>
+              <w:t>115</w:t>
+            </w:r>
+          </w:p>
+        </w:tc>
+        <w:tc>
+          <w:tcPr>
+            <w:tcW w:type="dxa" w:w="1134"/>
+            <w:vAlign w:val="center"/>
+          </w:tcPr>
+          <w:p>
+            <w:pPr>
+              <w:spacing w:after="20" w:before="20"/>
+              <w:jc w:val="center"/>
+            </w:pPr>
+            <w:r>
+              <w:rPr>
+                <w:b w:val="0"/>
+                <w:i w:val="0"/>
+                <w:sz w:val="16"/>
+              </w:rPr>
+              <w:t>115</w:t>
+            </w:r>
+          </w:p>
+        </w:tc>
+        <w:tc>
+          <w:tcPr>
+            <w:tcW w:type="dxa" w:w="1361"/>
+            <w:shd w:val="clear" w:color="auto" w:fill="E2EFDA"/>
+            <w:vAlign w:val="center"/>
+          </w:tcPr>
+          <w:p>
+            <w:pPr>
+              <w:spacing w:after="20" w:before="20"/>
+              <w:jc w:val="center"/>
+            </w:pPr>
+            <w:r>
+              <w:rPr>
+                <w:b w:val="0"/>
+                <w:i w:val="0"/>
+                <w:sz w:val="16"/>
+              </w:rPr>
+              <w:t>bien</w:t>
+            </w:r>
+          </w:p>
+        </w:tc>
+      </w:tr>
+      <w:tr>
+        <w:trPr>
+          <w:cantSplit/>
+        </w:trPr>
+        <w:tc>
+          <w:tcPr>
+            <w:tcW w:type="dxa" w:w="1247"/>
+            <w:vAlign w:val="center"/>
+          </w:tcPr>
+          <w:p>
+            <w:pPr>
+              <w:spacing w:after="20" w:before="20"/>
+              <w:jc w:val="center"/>
+            </w:pPr>
+            <w:r>
+              <w:rPr>
+                <w:b w:val="0"/>
+                <w:i w:val="0"/>
+                <w:sz w:val="16"/>
+              </w:rPr>
+              <w:t>03.14.01.06</w:t>
+            </w:r>
+          </w:p>
+        </w:tc>
+        <w:tc>
+          <w:tcPr>
+            <w:tcW w:type="dxa" w:w="3855"/>
+            <w:vAlign w:val="center"/>
+          </w:tcPr>
+          <w:p>
+            <w:pPr>
+              <w:spacing w:after="20" w:before="20"/>
+              <w:jc w:val="left"/>
+            </w:pPr>
+            <w:r>
+              <w:rPr>
+                <w:b w:val="0"/>
+                <w:i w:val="0"/>
+                <w:sz w:val="16"/>
+              </w:rPr>
+              <w:t>Señal de aforo</w:t>
+            </w:r>
+          </w:p>
+        </w:tc>
+        <w:tc>
+          <w:tcPr>
+            <w:tcW w:type="dxa" w:w="1020"/>
+            <w:vAlign w:val="center"/>
+          </w:tcPr>
+          <w:p>
+            <w:pPr>
+              <w:spacing w:after="20" w:before="20"/>
+              <w:jc w:val="center"/>
+            </w:pPr>
+            <w:r>
+              <w:rPr>
+                <w:b w:val="0"/>
+                <w:i w:val="0"/>
+                <w:sz w:val="16"/>
+              </w:rPr>
+              <w:t>55</w:t>
+            </w:r>
+          </w:p>
+        </w:tc>
+        <w:tc>
+          <w:tcPr>
+            <w:tcW w:type="dxa" w:w="1020"/>
+            <w:vAlign w:val="center"/>
+          </w:tcPr>
+          <w:p>
+            <w:pPr>
+              <w:spacing w:after="20" w:before="20"/>
+              <w:jc w:val="center"/>
+            </w:pPr>
+            <w:r>
+              <w:rPr>
+                <w:b w:val="0"/>
+                <w:i w:val="0"/>
+                <w:sz w:val="16"/>
+              </w:rPr>
+              <w:t>55</w:t>
+            </w:r>
+          </w:p>
+        </w:tc>
+        <w:tc>
+          <w:tcPr>
+            <w:tcW w:type="dxa" w:w="1134"/>
+            <w:vAlign w:val="center"/>
+          </w:tcPr>
+          <w:p>
+            <w:pPr>
+              <w:spacing w:after="20" w:before="20"/>
+              <w:jc w:val="center"/>
+            </w:pPr>
+            <w:r>
+              <w:rPr>
+                <w:b w:val="0"/>
+                <w:i w:val="0"/>
+                <w:sz w:val="16"/>
+              </w:rPr>
+              <w:t>55</w:t>
+            </w:r>
+          </w:p>
+        </w:tc>
+        <w:tc>
+          <w:tcPr>
+            <w:tcW w:type="dxa" w:w="1361"/>
+            <w:shd w:val="clear" w:color="auto" w:fill="E2EFDA"/>
+            <w:vAlign w:val="center"/>
+          </w:tcPr>
+          <w:p>
+            <w:pPr>
+              <w:spacing w:after="20" w:before="20"/>
+              <w:jc w:val="center"/>
+            </w:pPr>
+            <w:r>
+              <w:rPr>
+                <w:b w:val="0"/>
+                <w:i w:val="0"/>
+                <w:sz w:val="16"/>
+              </w:rPr>
+              <w:t>bien</w:t>
+            </w:r>
+          </w:p>
+        </w:tc>
+      </w:tr>
+      <w:tr>
+        <w:trPr>
+          <w:cantSplit/>
+        </w:trPr>
+        <w:tc>
+          <w:tcPr>
+            <w:tcW w:type="dxa" w:w="1247"/>
+            <w:vAlign w:val="center"/>
+          </w:tcPr>
+          <w:p>
+            <w:pPr>
+              <w:spacing w:after="20" w:before="20"/>
+              <w:jc w:val="center"/>
+            </w:pPr>
+            <w:r>
+              <w:rPr>
+                <w:b w:val="0"/>
+                <w:i w:val="0"/>
+                <w:sz w:val="16"/>
+              </w:rPr>
+              <w:t>03.14.01.07</w:t>
+            </w:r>
+          </w:p>
+        </w:tc>
+        <w:tc>
+          <w:tcPr>
+            <w:tcW w:type="dxa" w:w="3855"/>
+            <w:vAlign w:val="center"/>
+          </w:tcPr>
+          <w:p>
+            <w:pPr>
+              <w:spacing w:after="20" w:before="20"/>
+              <w:jc w:val="left"/>
+            </w:pPr>
+            <w:r>
+              <w:rPr>
+                <w:b w:val="0"/>
+                <w:i w:val="0"/>
+                <w:sz w:val="16"/>
+              </w:rPr>
+              <w:t>Señal de extintor PQS</w:t>
+            </w:r>
+          </w:p>
+        </w:tc>
+        <w:tc>
+          <w:tcPr>
+            <w:tcW w:type="dxa" w:w="1020"/>
+            <w:vAlign w:val="center"/>
+          </w:tcPr>
+          <w:p>
+            <w:pPr>
+              <w:spacing w:after="20" w:before="20"/>
+              <w:jc w:val="center"/>
+            </w:pPr>
+            <w:r>
+              <w:rPr>
+                <w:b w:val="0"/>
+                <w:i w:val="0"/>
+                <w:sz w:val="16"/>
+              </w:rPr>
+              <w:t>33</w:t>
+            </w:r>
+          </w:p>
+        </w:tc>
+        <w:tc>
+          <w:tcPr>
+            <w:tcW w:type="dxa" w:w="1020"/>
+            <w:vAlign w:val="center"/>
+          </w:tcPr>
+          <w:p>
+            <w:pPr>
+              <w:spacing w:after="20" w:before="20"/>
+              <w:jc w:val="center"/>
+            </w:pPr>
+            <w:r>
+              <w:rPr>
+                <w:b w:val="0"/>
+                <w:i w:val="0"/>
+                <w:sz w:val="16"/>
+              </w:rPr>
+              <w:t>33</w:t>
+            </w:r>
+          </w:p>
+        </w:tc>
+        <w:tc>
+          <w:tcPr>
+            <w:tcW w:type="dxa" w:w="1134"/>
+            <w:vAlign w:val="center"/>
+          </w:tcPr>
+          <w:p>
+            <w:pPr>
+              <w:spacing w:after="20" w:before="20"/>
+              <w:jc w:val="center"/>
+            </w:pPr>
+            <w:r>
+              <w:rPr>
+                <w:b w:val="0"/>
+                <w:i w:val="0"/>
+                <w:sz w:val="16"/>
+              </w:rPr>
+              <w:t>33</w:t>
+            </w:r>
+          </w:p>
+        </w:tc>
+        <w:tc>
+          <w:tcPr>
+            <w:tcW w:type="dxa" w:w="1361"/>
+            <w:shd w:val="clear" w:color="auto" w:fill="E2EFDA"/>
+            <w:vAlign w:val="center"/>
+          </w:tcPr>
+          <w:p>
+            <w:pPr>
+              <w:spacing w:after="20" w:before="20"/>
+              <w:jc w:val="center"/>
+            </w:pPr>
+            <w:r>
+              <w:rPr>
+                <w:b w:val="0"/>
+                <w:i w:val="0"/>
+                <w:sz w:val="16"/>
+              </w:rPr>
+              <w:t>bien</w:t>
+            </w:r>
+          </w:p>
+        </w:tc>
+      </w:tr>
+      <w:tr>
+        <w:trPr>
+          <w:cantSplit/>
+        </w:trPr>
+        <w:tc>
+          <w:tcPr>
+            <w:tcW w:type="dxa" w:w="1247"/>
+            <w:vAlign w:val="center"/>
+          </w:tcPr>
+          <w:p>
+            <w:pPr>
+              <w:spacing w:after="20" w:before="20"/>
+              <w:jc w:val="center"/>
+            </w:pPr>
+            <w:r>
+              <w:rPr>
+                <w:b w:val="0"/>
+                <w:i w:val="0"/>
+                <w:sz w:val="16"/>
+              </w:rPr>
+              <w:t>03.14.01.08</w:t>
+            </w:r>
+          </w:p>
+        </w:tc>
+        <w:tc>
+          <w:tcPr>
+            <w:tcW w:type="dxa" w:w="3855"/>
+            <w:vAlign w:val="center"/>
+          </w:tcPr>
+          <w:p>
+            <w:pPr>
+              <w:spacing w:after="20" w:before="20"/>
+              <w:jc w:val="left"/>
+            </w:pPr>
+            <w:r>
+              <w:rPr>
+                <w:b w:val="0"/>
+                <w:i w:val="0"/>
+                <w:sz w:val="16"/>
+              </w:rPr>
+              <w:t>Señal de botiquín</w:t>
+            </w:r>
+          </w:p>
+        </w:tc>
+        <w:tc>
+          <w:tcPr>
+            <w:tcW w:type="dxa" w:w="1020"/>
+            <w:vAlign w:val="center"/>
+          </w:tcPr>
+          <w:p>
+            <w:pPr>
+              <w:spacing w:after="20" w:before="20"/>
+              <w:jc w:val="center"/>
+            </w:pPr>
+            <w:r>
+              <w:rPr>
+                <w:b w:val="0"/>
+                <w:i w:val="0"/>
+                <w:sz w:val="16"/>
+              </w:rPr>
+              <w:t>9</w:t>
+            </w:r>
+          </w:p>
+        </w:tc>
+        <w:tc>
+          <w:tcPr>
+            <w:tcW w:type="dxa" w:w="1020"/>
+            <w:vAlign w:val="center"/>
+          </w:tcPr>
+          <w:p>
+            <w:pPr>
+              <w:spacing w:after="20" w:before="20"/>
+              <w:jc w:val="center"/>
+            </w:pPr>
+            <w:r>
+              <w:rPr>
+                <w:b w:val="0"/>
+                <w:i w:val="0"/>
+                <w:sz w:val="16"/>
+              </w:rPr>
+              <w:t>9</w:t>
+            </w:r>
+          </w:p>
+        </w:tc>
+        <w:tc>
+          <w:tcPr>
+            <w:tcW w:type="dxa" w:w="1134"/>
+            <w:vAlign w:val="center"/>
+          </w:tcPr>
+          <w:p>
+            <w:pPr>
+              <w:spacing w:after="20" w:before="20"/>
+              <w:jc w:val="center"/>
+            </w:pPr>
+            <w:r>
+              <w:rPr>
+                <w:b w:val="0"/>
+                <w:i w:val="0"/>
+                <w:sz w:val="16"/>
+              </w:rPr>
+              <w:t>0</w:t>
+            </w:r>
+          </w:p>
+        </w:tc>
+        <w:tc>
+          <w:tcPr>
+            <w:tcW w:type="dxa" w:w="1361"/>
+            <w:shd w:val="clear" w:color="auto" w:fill="F8CBAD"/>
+            <w:vAlign w:val="center"/>
+          </w:tcPr>
+          <w:p>
+            <w:pPr>
+              <w:spacing w:after="20" w:before="20"/>
+              <w:jc w:val="center"/>
+            </w:pPr>
+            <w:r>
+              <w:rPr>
+                <w:b w:val="0"/>
+                <w:i w:val="0"/>
+                <w:sz w:val="16"/>
+              </w:rPr>
+              <w:t>revisar</w:t>
+            </w:r>
+          </w:p>
+        </w:tc>
+      </w:tr>
+      <w:tr>
+        <w:trPr>
+          <w:cantSplit/>
+        </w:trPr>
+        <w:tc>
+          <w:tcPr>
+            <w:tcW w:type="dxa" w:w="1247"/>
+            <w:vAlign w:val="center"/>
+          </w:tcPr>
+          <w:p>
+            <w:pPr>
+              <w:spacing w:after="20" w:before="20"/>
+              <w:jc w:val="center"/>
+            </w:pPr>
+            <w:r>
+              <w:rPr>
+                <w:b w:val="0"/>
+                <w:i w:val="0"/>
+                <w:sz w:val="16"/>
+              </w:rPr>
+              <w:t>03.14.01.09</w:t>
+            </w:r>
+          </w:p>
+        </w:tc>
+        <w:tc>
+          <w:tcPr>
+            <w:tcW w:type="dxa" w:w="3855"/>
+            <w:vAlign w:val="center"/>
+          </w:tcPr>
+          <w:p>
+            <w:pPr>
+              <w:spacing w:after="20" w:before="20"/>
+              <w:jc w:val="left"/>
+            </w:pPr>
+            <w:r>
+              <w:rPr>
+                <w:b w:val="0"/>
+                <w:i w:val="0"/>
+                <w:sz w:val="16"/>
+              </w:rPr>
+              <w:t>Señal de SS.HH. hombres</w:t>
+            </w:r>
+          </w:p>
+        </w:tc>
+        <w:tc>
+          <w:tcPr>
+            <w:tcW w:type="dxa" w:w="1020"/>
+            <w:vAlign w:val="center"/>
+          </w:tcPr>
+          <w:p>
+            <w:pPr>
+              <w:spacing w:after="20" w:before="20"/>
+              <w:jc w:val="center"/>
+            </w:pPr>
+            <w:r>
+              <w:rPr>
+                <w:b w:val="0"/>
+                <w:i w:val="0"/>
+                <w:sz w:val="16"/>
+              </w:rPr>
+              <w:t>3</w:t>
+            </w:r>
+          </w:p>
+        </w:tc>
+        <w:tc>
+          <w:tcPr>
+            <w:tcW w:type="dxa" w:w="1020"/>
+            <w:vAlign w:val="center"/>
+          </w:tcPr>
+          <w:p>
+            <w:pPr>
+              <w:spacing w:after="20" w:before="20"/>
+              <w:jc w:val="center"/>
+            </w:pPr>
+            <w:r>
+              <w:rPr>
+                <w:b w:val="0"/>
+                <w:i w:val="0"/>
+                <w:sz w:val="16"/>
+              </w:rPr>
+              <w:t>3</w:t>
+            </w:r>
+          </w:p>
+        </w:tc>
+        <w:tc>
+          <w:tcPr>
+            <w:tcW w:type="dxa" w:w="1134"/>
+            <w:vAlign w:val="center"/>
+          </w:tcPr>
+          <w:p>
+            <w:pPr>
+              <w:spacing w:after="20" w:before="20"/>
+              <w:jc w:val="center"/>
+            </w:pPr>
+            <w:r>
+              <w:rPr>
+                <w:b w:val="0"/>
+                <w:i w:val="0"/>
+                <w:sz w:val="16"/>
+              </w:rPr>
+              <w:t>3</w:t>
+            </w:r>
+          </w:p>
+        </w:tc>
+        <w:tc>
+          <w:tcPr>
+            <w:tcW w:type="dxa" w:w="1361"/>
+            <w:shd w:val="clear" w:color="auto" w:fill="E2EFDA"/>
+            <w:vAlign w:val="center"/>
+          </w:tcPr>
+          <w:p>
+            <w:pPr>
+              <w:spacing w:after="20" w:before="20"/>
+              <w:jc w:val="center"/>
+            </w:pPr>
+            <w:r>
+              <w:rPr>
+                <w:b w:val="0"/>
+                <w:i w:val="0"/>
+                <w:sz w:val="16"/>
+              </w:rPr>
+              <w:t>bien</w:t>
+            </w:r>
+          </w:p>
+        </w:tc>
+      </w:tr>
+      <w:tr>
+        <w:trPr>
+          <w:cantSplit/>
+        </w:trPr>
+        <w:tc>
+          <w:tcPr>
+            <w:tcW w:type="dxa" w:w="1247"/>
+            <w:vAlign w:val="center"/>
+          </w:tcPr>
+          <w:p>
+            <w:pPr>
+              <w:spacing w:after="20" w:before="20"/>
+              <w:jc w:val="center"/>
+            </w:pPr>
+            <w:r>
+              <w:rPr>
+                <w:b w:val="0"/>
+                <w:i w:val="0"/>
+                <w:sz w:val="16"/>
+              </w:rPr>
+              <w:t>03.14.01.10</w:t>
+            </w:r>
+          </w:p>
+        </w:tc>
+        <w:tc>
+          <w:tcPr>
+            <w:tcW w:type="dxa" w:w="3855"/>
+            <w:vAlign w:val="center"/>
+          </w:tcPr>
+          <w:p>
+            <w:pPr>
+              <w:spacing w:after="20" w:before="20"/>
+              <w:jc w:val="left"/>
+            </w:pPr>
+            <w:r>
+              <w:rPr>
+                <w:b w:val="0"/>
+                <w:i w:val="0"/>
+                <w:sz w:val="16"/>
+              </w:rPr>
+              <w:t>Señal de SS.HH. mujeres</w:t>
+            </w:r>
+          </w:p>
+        </w:tc>
+        <w:tc>
+          <w:tcPr>
+            <w:tcW w:type="dxa" w:w="1020"/>
+            <w:vAlign w:val="center"/>
+          </w:tcPr>
+          <w:p>
+            <w:pPr>
+              <w:spacing w:after="20" w:before="20"/>
+              <w:jc w:val="center"/>
+            </w:pPr>
+            <w:r>
+              <w:rPr>
+                <w:b w:val="0"/>
+                <w:i w:val="0"/>
+                <w:sz w:val="16"/>
+              </w:rPr>
+              <w:t>3</w:t>
+            </w:r>
+          </w:p>
+        </w:tc>
+        <w:tc>
+          <w:tcPr>
+            <w:tcW w:type="dxa" w:w="1020"/>
+            <w:vAlign w:val="center"/>
+          </w:tcPr>
+          <w:p>
+            <w:pPr>
+              <w:spacing w:after="20" w:before="20"/>
+              <w:jc w:val="center"/>
+            </w:pPr>
+            <w:r>
+              <w:rPr>
+                <w:b w:val="0"/>
+                <w:i w:val="0"/>
+                <w:sz w:val="16"/>
+              </w:rPr>
+              <w:t>3</w:t>
+            </w:r>
+          </w:p>
+        </w:tc>
+        <w:tc>
+          <w:tcPr>
+            <w:tcW w:type="dxa" w:w="1134"/>
+            <w:vAlign w:val="center"/>
+          </w:tcPr>
+          <w:p>
+            <w:pPr>
+              <w:spacing w:after="20" w:before="20"/>
+              <w:jc w:val="center"/>
+            </w:pPr>
+            <w:r>
+              <w:rPr>
+                <w:b w:val="0"/>
+                <w:i w:val="0"/>
+                <w:sz w:val="16"/>
+              </w:rPr>
+              <w:t>3</w:t>
+            </w:r>
+          </w:p>
+        </w:tc>
+        <w:tc>
+          <w:tcPr>
+            <w:tcW w:type="dxa" w:w="1361"/>
+            <w:shd w:val="clear" w:color="auto" w:fill="E2EFDA"/>
+            <w:vAlign w:val="center"/>
+          </w:tcPr>
+          <w:p>
+            <w:pPr>
+              <w:spacing w:after="20" w:before="20"/>
+              <w:jc w:val="center"/>
+            </w:pPr>
+            <w:r>
+              <w:rPr>
+                <w:b w:val="0"/>
+                <w:i w:val="0"/>
+                <w:sz w:val="16"/>
+              </w:rPr>
+              <w:t>bien</w:t>
+            </w:r>
+          </w:p>
+        </w:tc>
+      </w:tr>
+      <w:tr>
+        <w:trPr>
+          <w:cantSplit/>
+        </w:trPr>
+        <w:tc>
+          <w:tcPr>
+            <w:tcW w:type="dxa" w:w="1247"/>
+            <w:vAlign w:val="center"/>
+          </w:tcPr>
+          <w:p>
+            <w:pPr>
+              <w:spacing w:after="20" w:before="20"/>
+              <w:jc w:val="center"/>
+            </w:pPr>
+            <w:r>
+              <w:rPr>
+                <w:b w:val="0"/>
+                <w:i w:val="0"/>
+                <w:sz w:val="16"/>
+              </w:rPr>
+              <w:t>03.14.01.11</w:t>
+            </w:r>
+          </w:p>
+        </w:tc>
+        <w:tc>
+          <w:tcPr>
+            <w:tcW w:type="dxa" w:w="3855"/>
+            <w:vAlign w:val="center"/>
+          </w:tcPr>
+          <w:p>
+            <w:pPr>
+              <w:spacing w:after="20" w:before="20"/>
+              <w:jc w:val="left"/>
+            </w:pPr>
+            <w:r>
+              <w:rPr>
+                <w:b w:val="0"/>
+                <w:i w:val="0"/>
+                <w:sz w:val="16"/>
+              </w:rPr>
+              <w:t>Señal de SS.HH. mixtos</w:t>
+            </w:r>
+          </w:p>
+        </w:tc>
+        <w:tc>
+          <w:tcPr>
+            <w:tcW w:type="dxa" w:w="1020"/>
+            <w:vAlign w:val="center"/>
+          </w:tcPr>
+          <w:p>
+            <w:pPr>
+              <w:spacing w:after="20" w:before="20"/>
+              <w:jc w:val="center"/>
+            </w:pPr>
+            <w:r>
+              <w:rPr>
+                <w:b w:val="0"/>
+                <w:i w:val="0"/>
+                <w:sz w:val="16"/>
+              </w:rPr>
+              <w:t>0</w:t>
+            </w:r>
+          </w:p>
+        </w:tc>
+        <w:tc>
+          <w:tcPr>
+            <w:tcW w:type="dxa" w:w="1020"/>
+            <w:vAlign w:val="center"/>
+          </w:tcPr>
+          <w:p>
+            <w:pPr>
+              <w:spacing w:after="20" w:before="20"/>
+              <w:jc w:val="center"/>
+            </w:pPr>
+            <w:r>
+              <w:rPr>
+                <w:b w:val="0"/>
+                <w:i w:val="0"/>
+                <w:sz w:val="16"/>
+              </w:rPr>
+              <w:t>19</w:t>
+            </w:r>
+          </w:p>
+        </w:tc>
+        <w:tc>
+          <w:tcPr>
+            <w:tcW w:type="dxa" w:w="1134"/>
+            <w:vAlign w:val="center"/>
+          </w:tcPr>
+          <w:p>
+            <w:pPr>
+              <w:spacing w:after="20" w:before="20"/>
+              <w:jc w:val="center"/>
+            </w:pPr>
+            <w:r>
+              <w:rPr>
+                <w:b w:val="0"/>
+                <w:i w:val="0"/>
+                <w:sz w:val="16"/>
+              </w:rPr>
+              <w:t>20</w:t>
+            </w:r>
+          </w:p>
+        </w:tc>
+        <w:tc>
+          <w:tcPr>
+            <w:tcW w:type="dxa" w:w="1361"/>
+            <w:shd w:val="clear" w:color="auto" w:fill="F8CBAD"/>
+            <w:vAlign w:val="center"/>
+          </w:tcPr>
+          <w:p>
+            <w:pPr>
+              <w:spacing w:after="20" w:before="20"/>
+              <w:jc w:val="center"/>
+            </w:pPr>
+            <w:r>
+              <w:rPr>
+                <w:b w:val="0"/>
+                <w:i w:val="0"/>
+                <w:sz w:val="16"/>
+              </w:rPr>
+              <w:t>revisar</w:t>
+            </w:r>
+          </w:p>
+        </w:tc>
+      </w:tr>
+      <w:tr>
+        <w:trPr>
+          <w:cantSplit/>
+        </w:trPr>
+        <w:tc>
+          <w:tcPr>
+            <w:tcW w:type="dxa" w:w="1247"/>
+            <w:vAlign w:val="center"/>
+          </w:tcPr>
+          <w:p>
+            <w:pPr>
+              <w:spacing w:after="20" w:before="20"/>
+              <w:jc w:val="center"/>
+            </w:pPr>
+            <w:r>
+              <w:rPr>
+                <w:b w:val="0"/>
+                <w:i w:val="0"/>
+                <w:sz w:val="16"/>
+              </w:rPr>
+              <w:t>03.14.01.12</w:t>
+            </w:r>
+          </w:p>
+        </w:tc>
+        <w:tc>
+          <w:tcPr>
+            <w:tcW w:type="dxa" w:w="3855"/>
+            <w:vAlign w:val="center"/>
+          </w:tcPr>
+          <w:p>
+            <w:pPr>
+              <w:spacing w:after="20" w:before="20"/>
+              <w:jc w:val="left"/>
+            </w:pPr>
+            <w:r>
+              <w:rPr>
+                <w:b w:val="0"/>
+                <w:i w:val="0"/>
+                <w:sz w:val="16"/>
+              </w:rPr>
+              <w:t>Señal de SS.HH. discapacitados</w:t>
+            </w:r>
+          </w:p>
+        </w:tc>
+        <w:tc>
+          <w:tcPr>
+            <w:tcW w:type="dxa" w:w="1020"/>
+            <w:vAlign w:val="center"/>
+          </w:tcPr>
+          <w:p>
+            <w:pPr>
+              <w:spacing w:after="20" w:before="20"/>
+              <w:jc w:val="center"/>
+            </w:pPr>
+            <w:r>
+              <w:rPr>
+                <w:b w:val="0"/>
+                <w:i w:val="0"/>
+                <w:sz w:val="16"/>
+              </w:rPr>
+              <w:t>3</w:t>
+            </w:r>
+          </w:p>
+        </w:tc>
+        <w:tc>
+          <w:tcPr>
+            <w:tcW w:type="dxa" w:w="1020"/>
+            <w:vAlign w:val="center"/>
+          </w:tcPr>
+          <w:p>
+            <w:pPr>
+              <w:spacing w:after="20" w:before="20"/>
+              <w:jc w:val="center"/>
+            </w:pPr>
+            <w:r>
+              <w:rPr>
+                <w:b w:val="0"/>
+                <w:i w:val="0"/>
+                <w:sz w:val="16"/>
+              </w:rPr>
+              <w:t>3</w:t>
+            </w:r>
+          </w:p>
+        </w:tc>
+        <w:tc>
+          <w:tcPr>
+            <w:tcW w:type="dxa" w:w="1134"/>
+            <w:vAlign w:val="center"/>
+          </w:tcPr>
+          <w:p>
+            <w:pPr>
+              <w:spacing w:after="20" w:before="20"/>
+              <w:jc w:val="center"/>
+            </w:pPr>
+            <w:r>
+              <w:rPr>
+                <w:b w:val="0"/>
+                <w:i w:val="0"/>
+                <w:sz w:val="16"/>
+              </w:rPr>
+              <w:t>3</w:t>
+            </w:r>
+          </w:p>
+        </w:tc>
+        <w:tc>
+          <w:tcPr>
+            <w:tcW w:type="dxa" w:w="1361"/>
+            <w:shd w:val="clear" w:color="auto" w:fill="F8CBAD"/>
+            <w:vAlign w:val="center"/>
+          </w:tcPr>
+          <w:p>
+            <w:pPr>
+              <w:spacing w:after="20" w:before="20"/>
+              <w:jc w:val="center"/>
+            </w:pPr>
+            <w:r>
+              <w:rPr>
+                <w:b w:val="0"/>
+                <w:i w:val="0"/>
+                <w:sz w:val="16"/>
+              </w:rPr>
+              <w:t>revisar reparto</w:t>
+            </w:r>
+          </w:p>
+        </w:tc>
+      </w:tr>
+      <w:tr>
+        <w:trPr>
+          <w:cantSplit/>
+        </w:trPr>
+        <w:tc>
+          <w:tcPr>
+            <w:tcW w:type="dxa" w:w="1247"/>
+            <w:vAlign w:val="center"/>
+          </w:tcPr>
+          <w:p>
+            <w:pPr>
+              <w:spacing w:after="20" w:before="20"/>
+              <w:jc w:val="center"/>
+            </w:pPr>
+            <w:r>
+              <w:rPr>
+                <w:b w:val="0"/>
+                <w:i w:val="0"/>
+                <w:sz w:val="16"/>
+              </w:rPr>
+              <w:t>03.14.01.13</w:t>
+            </w:r>
+          </w:p>
+        </w:tc>
+        <w:tc>
+          <w:tcPr>
+            <w:tcW w:type="dxa" w:w="3855"/>
+            <w:vAlign w:val="center"/>
+          </w:tcPr>
+          <w:p>
+            <w:pPr>
+              <w:spacing w:after="20" w:before="20"/>
+              <w:jc w:val="left"/>
+            </w:pPr>
+            <w:r>
+              <w:rPr>
+                <w:b w:val="0"/>
+                <w:i w:val="0"/>
+                <w:sz w:val="16"/>
+              </w:rPr>
+              <w:t>Señal de detector de humo</w:t>
+            </w:r>
+          </w:p>
+        </w:tc>
+        <w:tc>
+          <w:tcPr>
+            <w:tcW w:type="dxa" w:w="1020"/>
+            <w:vAlign w:val="center"/>
+          </w:tcPr>
+          <w:p>
+            <w:pPr>
+              <w:spacing w:after="20" w:before="20"/>
+              <w:jc w:val="center"/>
+            </w:pPr>
+            <w:r>
+              <w:rPr>
+                <w:b w:val="0"/>
+                <w:i w:val="0"/>
+                <w:sz w:val="16"/>
+              </w:rPr>
+              <w:t>66</w:t>
+            </w:r>
+          </w:p>
+        </w:tc>
+        <w:tc>
+          <w:tcPr>
+            <w:tcW w:type="dxa" w:w="1020"/>
+            <w:vAlign w:val="center"/>
+          </w:tcPr>
+          <w:p>
+            <w:pPr>
+              <w:spacing w:after="20" w:before="20"/>
+              <w:jc w:val="center"/>
+            </w:pPr>
+            <w:r>
+              <w:rPr>
+                <w:b w:val="0"/>
+                <w:i w:val="0"/>
+                <w:sz w:val="16"/>
+              </w:rPr>
+              <w:t>66</w:t>
+            </w:r>
+          </w:p>
+        </w:tc>
+        <w:tc>
+          <w:tcPr>
+            <w:tcW w:type="dxa" w:w="1134"/>
+            <w:vAlign w:val="center"/>
+          </w:tcPr>
+          <w:p>
+            <w:pPr>
+              <w:spacing w:after="20" w:before="20"/>
+              <w:jc w:val="center"/>
+            </w:pPr>
+            <w:r>
+              <w:rPr>
+                <w:b w:val="0"/>
+                <w:i w:val="0"/>
+                <w:sz w:val="16"/>
+              </w:rPr>
+              <w:t>67</w:t>
+            </w:r>
+          </w:p>
+        </w:tc>
+        <w:tc>
+          <w:tcPr>
+            <w:tcW w:type="dxa" w:w="1361"/>
+            <w:shd w:val="clear" w:color="auto" w:fill="F8CBAD"/>
+            <w:vAlign w:val="center"/>
+          </w:tcPr>
+          <w:p>
+            <w:pPr>
+              <w:spacing w:after="20" w:before="20"/>
+              <w:jc w:val="center"/>
+            </w:pPr>
+            <w:r>
+              <w:rPr>
+                <w:b w:val="0"/>
+                <w:i w:val="0"/>
+                <w:sz w:val="16"/>
+              </w:rPr>
+              <w:t>revisar</w:t>
+            </w:r>
+          </w:p>
+        </w:tc>
+      </w:tr>
+      <w:tr>
+        <w:trPr>
+          <w:cantSplit/>
+        </w:trPr>
+        <w:tc>
+          <w:tcPr>
+            <w:tcW w:type="dxa" w:w="1247"/>
+            <w:vAlign w:val="center"/>
+          </w:tcPr>
+          <w:p>
+            <w:pPr>
+              <w:spacing w:after="20" w:before="20"/>
+              <w:jc w:val="center"/>
+            </w:pPr>
+            <w:r>
+              <w:rPr>
+                <w:b w:val="0"/>
+                <w:i w:val="0"/>
+                <w:sz w:val="16"/>
+              </w:rPr>
+              <w:t>03.14.02.01</w:t>
+            </w:r>
+          </w:p>
+        </w:tc>
+        <w:tc>
+          <w:tcPr>
+            <w:tcW w:type="dxa" w:w="3855"/>
+            <w:vAlign w:val="center"/>
+          </w:tcPr>
+          <w:p>
+            <w:pPr>
+              <w:spacing w:after="20" w:before="20"/>
+              <w:jc w:val="left"/>
+            </w:pPr>
+            <w:r>
+              <w:rPr>
+                <w:b w:val="0"/>
+                <w:i w:val="0"/>
+                <w:sz w:val="16"/>
+              </w:rPr>
+              <w:t>Pintura zona segura e = 10 cm</w:t>
+            </w:r>
+          </w:p>
+        </w:tc>
+        <w:tc>
+          <w:tcPr>
+            <w:tcW w:type="dxa" w:w="1020"/>
+            <w:vAlign w:val="center"/>
+          </w:tcPr>
+          <w:p>
+            <w:pPr>
+              <w:spacing w:after="20" w:before="20"/>
+              <w:jc w:val="center"/>
+            </w:pPr>
+            <w:r>
+              <w:rPr>
+                <w:b w:val="0"/>
+                <w:i w:val="0"/>
+                <w:sz w:val="16"/>
+              </w:rPr>
+              <w:t>25.48</w:t>
+            </w:r>
+          </w:p>
+        </w:tc>
+        <w:tc>
+          <w:tcPr>
+            <w:tcW w:type="dxa" w:w="1020"/>
+            <w:vAlign w:val="center"/>
+          </w:tcPr>
+          <w:p>
+            <w:pPr>
+              <w:spacing w:after="20" w:before="20"/>
+              <w:jc w:val="center"/>
+            </w:pPr>
+            <w:r>
+              <w:rPr>
+                <w:b w:val="0"/>
+                <w:i w:val="0"/>
+                <w:sz w:val="16"/>
+              </w:rPr>
+              <w:t>25.48</w:t>
+            </w:r>
+          </w:p>
+        </w:tc>
+        <w:tc>
+          <w:tcPr>
+            <w:tcW w:type="dxa" w:w="1134"/>
+            <w:vAlign w:val="center"/>
+          </w:tcPr>
+          <w:p>
+            <w:pPr>
+              <w:spacing w:after="20" w:before="20"/>
+              <w:jc w:val="center"/>
+            </w:pPr>
+            <w:r>
+              <w:rPr>
+                <w:b w:val="0"/>
+                <w:i w:val="0"/>
+                <w:sz w:val="16"/>
+              </w:rPr>
+              <w:t>0</w:t>
+            </w:r>
+          </w:p>
+        </w:tc>
+        <w:tc>
+          <w:tcPr>
+            <w:tcW w:type="dxa" w:w="1361"/>
+            <w:shd w:val="clear" w:color="auto" w:fill="F8CBAD"/>
+            <w:vAlign w:val="center"/>
+          </w:tcPr>
+          <w:p>
+            <w:pPr>
+              <w:spacing w:after="20" w:before="20"/>
+              <w:jc w:val="center"/>
+            </w:pPr>
+            <w:r>
+              <w:rPr>
+                <w:b w:val="0"/>
+                <w:i w:val="0"/>
+                <w:sz w:val="16"/>
+              </w:rPr>
+              <w:t>revisar</w:t>
+            </w:r>
+          </w:p>
+        </w:tc>
+      </w:tr>
+      <w:tr>
+        <w:trPr>
+          <w:cantSplit/>
+        </w:trPr>
+        <w:tc>
+          <w:tcPr>
+            <w:tcW w:type="dxa" w:w="1247"/>
+            <w:vAlign w:val="center"/>
+          </w:tcPr>
+          <w:p>
+            <w:pPr>
+              <w:spacing w:after="20" w:before="20"/>
+              <w:jc w:val="center"/>
+            </w:pPr>
+            <w:r>
+              <w:rPr>
+                <w:b w:val="0"/>
+                <w:i w:val="0"/>
+                <w:sz w:val="16"/>
+              </w:rPr>
+              <w:t>03.14.03.01</w:t>
+            </w:r>
+          </w:p>
+        </w:tc>
+        <w:tc>
+          <w:tcPr>
+            <w:tcW w:type="dxa" w:w="3855"/>
+            <w:vAlign w:val="center"/>
+          </w:tcPr>
+          <w:p>
+            <w:pPr>
+              <w:spacing w:after="20" w:before="20"/>
+              <w:jc w:val="left"/>
+            </w:pPr>
+            <w:r>
+              <w:rPr>
+                <w:b w:val="0"/>
+                <w:i w:val="0"/>
+                <w:sz w:val="16"/>
+              </w:rPr>
+              <w:t>Extintor PQS 9 kg</w:t>
+            </w:r>
+          </w:p>
+        </w:tc>
+        <w:tc>
+          <w:tcPr>
+            <w:tcW w:type="dxa" w:w="1020"/>
+            <w:vAlign w:val="center"/>
+          </w:tcPr>
+          <w:p>
+            <w:pPr>
+              <w:spacing w:after="20" w:before="20"/>
+              <w:jc w:val="center"/>
+            </w:pPr>
+            <w:r>
+              <w:rPr>
+                <w:b w:val="0"/>
+                <w:i w:val="0"/>
+                <w:sz w:val="16"/>
+              </w:rPr>
+              <w:t>33</w:t>
+            </w:r>
+          </w:p>
+        </w:tc>
+        <w:tc>
+          <w:tcPr>
+            <w:tcW w:type="dxa" w:w="1020"/>
+            <w:vAlign w:val="center"/>
+          </w:tcPr>
+          <w:p>
+            <w:pPr>
+              <w:spacing w:after="20" w:before="20"/>
+              <w:jc w:val="center"/>
+            </w:pPr>
+            <w:r>
+              <w:rPr>
+                <w:b w:val="0"/>
+                <w:i w:val="0"/>
+                <w:sz w:val="16"/>
+              </w:rPr>
+              <w:t>33</w:t>
+            </w:r>
+          </w:p>
+        </w:tc>
+        <w:tc>
+          <w:tcPr>
+            <w:tcW w:type="dxa" w:w="1134"/>
+            <w:vAlign w:val="center"/>
+          </w:tcPr>
+          <w:p>
+            <w:pPr>
+              <w:spacing w:after="20" w:before="20"/>
+              <w:jc w:val="center"/>
+            </w:pPr>
+            <w:r>
+              <w:rPr>
+                <w:b w:val="0"/>
+                <w:i w:val="0"/>
+                <w:sz w:val="16"/>
+              </w:rPr>
+              <w:t>33</w:t>
+            </w:r>
+          </w:p>
+        </w:tc>
+        <w:tc>
+          <w:tcPr>
+            <w:tcW w:type="dxa" w:w="1361"/>
+            <w:shd w:val="clear" w:color="auto" w:fill="E2EFDA"/>
+            <w:vAlign w:val="center"/>
+          </w:tcPr>
+          <w:p>
+            <w:pPr>
+              <w:spacing w:after="20" w:before="20"/>
+              <w:jc w:val="center"/>
+            </w:pPr>
+            <w:r>
+              <w:rPr>
+                <w:b w:val="0"/>
+                <w:i w:val="0"/>
+                <w:sz w:val="16"/>
+              </w:rPr>
+              <w:t>bien</w:t>
+            </w:r>
+          </w:p>
+        </w:tc>
+      </w:tr>
+      <w:tr>
+        <w:trPr>
+          <w:cantSplit/>
+        </w:trPr>
+        <w:tc>
+          <w:tcPr>
+            <w:tcW w:type="dxa" w:w="1247"/>
+            <w:vAlign w:val="center"/>
+          </w:tcPr>
+          <w:p>
+            <w:pPr>
+              <w:spacing w:after="20" w:before="20"/>
+              <w:jc w:val="center"/>
+            </w:pPr>
+            <w:r>
+              <w:rPr>
+                <w:b w:val="0"/>
+                <w:i w:val="0"/>
+                <w:sz w:val="16"/>
+              </w:rPr>
+              <w:t>—</w:t>
+            </w:r>
+          </w:p>
+        </w:tc>
+        <w:tc>
+          <w:tcPr>
+            <w:tcW w:type="dxa" w:w="3855"/>
+            <w:vAlign w:val="center"/>
+          </w:tcPr>
+          <w:p>
+            <w:pPr>
+              <w:spacing w:after="20" w:before="20"/>
+              <w:jc w:val="left"/>
+            </w:pPr>
+            <w:r>
+              <w:rPr>
+                <w:b w:val="0"/>
+                <w:i w:val="0"/>
+                <w:sz w:val="16"/>
+              </w:rPr>
+              <w:t>(no está) Señal de punto ecológico</w:t>
+            </w:r>
+          </w:p>
+        </w:tc>
+        <w:tc>
+          <w:tcPr>
+            <w:tcW w:type="dxa" w:w="1020"/>
+            <w:vAlign w:val="center"/>
+          </w:tcPr>
+          <w:p>
+            <w:pPr>
+              <w:spacing w:after="20" w:before="20"/>
+              <w:jc w:val="center"/>
+            </w:pPr>
+            <w:r>
+              <w:rPr>
+                <w:b w:val="0"/>
+                <w:i w:val="0"/>
+                <w:sz w:val="16"/>
+              </w:rPr>
+              <w:t>0</w:t>
+            </w:r>
+          </w:p>
+        </w:tc>
+        <w:tc>
+          <w:tcPr>
+            <w:tcW w:type="dxa" w:w="1020"/>
+            <w:vAlign w:val="center"/>
+          </w:tcPr>
+          <w:p>
+            <w:pPr>
+              <w:spacing w:after="20" w:before="20"/>
+              <w:jc w:val="center"/>
+            </w:pPr>
+            <w:r>
+              <w:rPr>
+                <w:b w:val="0"/>
+                <w:i w:val="0"/>
+                <w:sz w:val="16"/>
+              </w:rPr>
+              <w:t>0</w:t>
+            </w:r>
+          </w:p>
+        </w:tc>
+        <w:tc>
+          <w:tcPr>
+            <w:tcW w:type="dxa" w:w="1134"/>
+            <w:vAlign w:val="center"/>
+          </w:tcPr>
+          <w:p>
+            <w:pPr>
+              <w:spacing w:after="20" w:before="20"/>
+              <w:jc w:val="center"/>
+            </w:pPr>
+            <w:r>
+              <w:rPr>
+                <w:b w:val="0"/>
+                <w:i w:val="0"/>
+                <w:sz w:val="16"/>
+              </w:rPr>
+              <w:t>4</w:t>
+            </w:r>
+          </w:p>
+        </w:tc>
+        <w:tc>
+          <w:tcPr>
+            <w:tcW w:type="dxa" w:w="1361"/>
+            <w:shd w:val="clear" w:color="auto" w:fill="F8CBAD"/>
+            <w:vAlign w:val="center"/>
+          </w:tcPr>
+          <w:p>
+            <w:pPr>
+              <w:spacing w:after="20" w:before="20"/>
+              <w:jc w:val="center"/>
+            </w:pPr>
+            <w:r>
+              <w:rPr>
+                <w:b w:val="0"/>
+                <w:i w:val="0"/>
+                <w:sz w:val="16"/>
+              </w:rPr>
+              <w:t>revisar</w:t>
+            </w:r>
+          </w:p>
+        </w:tc>
+      </w:tr>
+    </w:tbl>
+    <w:p>
+      <w:pPr>
+        <w:spacing w:before="0" w:after="160" w:line="276" w:lineRule="auto"/>
+        <w:jc w:val="both"/>
+      </w:pPr>
+      <w:r>
+        <w:rPr>
+          <w:b w:val="0"/>
+          <w:i/>
+          <w:color w:val="595959"/>
+          <w:sz w:val="18"/>
+        </w:rPr>
+        <w:t>Fuente: Elaboración propia.</w:t>
+      </w:r>
+    </w:p>
+    <w:p>
+      <w:pPr>
+        <w:spacing w:before="0" w:after="60" w:line="276" w:lineRule="auto"/>
+        <w:jc w:val="both"/>
+      </w:pPr>
+      <w:r>
+        <w:rPr>
+          <w:b w:val="0"/>
+          <w:i w:val="0"/>
+          <w:sz w:val="22"/>
+        </w:rPr>
+        <w:t>Están bien (total y reparto por edificación iguales a la planta): salida, zona segura, dirección de evacuación, aforo, señal de extintor y extintor PQS de 9 kg, luces de emergencia, SS.HH. hombres y mujeres, y riesgo eléctrico (total igual a las 39 imágenes; su reparto no se puede comprobar en el DXF y se toma el de ese metrado). Hay que corregir:</w:t>
+      </w:r>
+    </w:p>
+    <w:p>
+      <w:pPr>
+        <w:spacing w:before="0" w:after="60" w:line="276" w:lineRule="auto"/>
+        <w:ind w:left="510" w:hanging="255"/>
+        <w:jc w:val="both"/>
+      </w:pPr>
+      <w:r>
+        <w:rPr>
+          <w:b w:val="0"/>
+          <w:i w:val="0"/>
+        </w:rPr>
+        <w:t>•  SS.HH. mixtos: en HR sale 0 porque la celda E26 enlaza a HD!K107 (vacía) en vez de HD!K112; además el desagregado suma 19 y en el plano hay 20 (falta la de la garita de control, junto al ingreso).</w:t>
+      </w:r>
+    </w:p>
+    <w:p>
+      <w:pPr>
+        <w:spacing w:before="0" w:after="60" w:line="276" w:lineRule="auto"/>
+        <w:ind w:left="510" w:hanging="255"/>
+        <w:jc w:val="both"/>
+      </w:pPr>
+      <w:r>
+        <w:rPr>
+          <w:b w:val="0"/>
+          <w:i w:val="0"/>
+        </w:rPr>
+        <w:t>•  Detector de humo: 66; en el plano hay 67 (falta el de la garita de control).</w:t>
+      </w:r>
+    </w:p>
+    <w:p>
+      <w:pPr>
+        <w:spacing w:before="0" w:after="60" w:line="276" w:lineRule="auto"/>
+        <w:ind w:left="510" w:hanging="255"/>
+        <w:jc w:val="both"/>
+      </w:pPr>
+      <w:r>
+        <w:rPr>
+          <w:b w:val="0"/>
+          <w:i w:val="0"/>
+        </w:rPr>
+        <w:t>•  SS.HH. discapacitados: el total (3) está bien, pero la tercera señal está en E-06 (junto al baño accesible de las habitaciones), no en E-05.</w:t>
+      </w:r>
+    </w:p>
+    <w:p>
+      <w:pPr>
+        <w:spacing w:before="0" w:after="60" w:line="276" w:lineRule="auto"/>
+        <w:ind w:left="510" w:hanging="255"/>
+        <w:jc w:val="both"/>
+      </w:pPr>
+      <w:r>
+        <w:rPr>
+          <w:b w:val="0"/>
+          <w:i w:val="0"/>
+        </w:rPr>
+        <w:t>•  Señal de botiquín: 9 (una por edificación), pero el plano no tiene ninguna (fila de la leyenda en 00): o se dibujan en la planta o se retira la partida.</w:t>
+      </w:r>
+    </w:p>
+    <w:p>
+      <w:pPr>
+        <w:spacing w:before="0" w:after="60" w:line="276" w:lineRule="auto"/>
+        <w:ind w:left="510" w:hanging="255"/>
+        <w:jc w:val="both"/>
+      </w:pPr>
+      <w:r>
+        <w:rPr>
+          <w:b w:val="0"/>
+          <w:i w:val="0"/>
+        </w:rPr>
+        <w:t>•  Pintura de zona segura: 13 zonas de 1.96 m² (círculo de 4.30 m de diámetro con línea de 0.15 m) = 25.48 m²; el plano de señalización no tiene zonas de reunión: el número de zonas debe salir de la lámina SE-E-01, que no se ha recibido.</w:t>
+      </w:r>
+    </w:p>
+    <w:p>
+      <w:pPr>
+        <w:spacing w:before="0" w:after="60" w:line="276" w:lineRule="auto"/>
+        <w:ind w:left="510" w:hanging="255"/>
+        <w:jc w:val="both"/>
+      </w:pPr>
+      <w:r>
+        <w:rPr>
+          <w:b w:val="0"/>
+          <w:i w:val="0"/>
+        </w:rPr>
+        <w:t>•  Falta la partida de la señal de punto ecológico: 4 en los exteriores.</w:t>
+      </w:r>
+    </w:p>
+    <w:p>
+      <w:pPr>
+        <w:spacing w:before="0" w:after="60" w:line="276" w:lineRule="auto"/>
+        <w:ind w:left="510" w:hanging="255"/>
+        <w:jc w:val="both"/>
+      </w:pPr>
+      <w:r>
+        <w:rPr>
+          <w:b w:val="0"/>
+          <w:i w:val="0"/>
+        </w:rPr>
+        <w:t>•  Del archivo: título “PINTADO DE ZONA SEGURA” repetido (HD filas 134 y 135); fechas distintas (HR 01/09/2026, HD 01/09/2025); “SEÑAL DEDIRECCIÓN”; la hoja “Hoja1” es un cuadro de equipamiento de aulas de otro proyecto.</w:t>
+      </w:r>
+    </w:p>
+    <w:p>
+      <w:pPr>
+        <w:spacing w:before="0" w:after="80" w:line="276" w:lineRule="auto"/>
+        <w:jc w:val="both"/>
+      </w:pPr>
+      <w:r>
+        <w:rPr>
+          <w:b w:val="0"/>
+          <w:i w:val="0"/>
+          <w:sz w:val="22"/>
+        </w:rPr>
+        <w:t>El detalle por partida y por edificación, con fórmulas, está en el Excel de comparación de esta misma carpeta.</w:t>
+      </w:r>
+    </w:p>
+    <w:p>
+      <w:pPr>
+        <w:spacing w:before="160" w:after="80" w:line="276" w:lineRule="auto"/>
+        <w:jc w:val="both"/>
+      </w:pPr>
+      <w:r>
+        <w:rPr>
+          <w:b/>
+          <w:i w:val="0"/>
+          <w:color w:val="7B1E2B"/>
+          <w:sz w:val="22"/>
+        </w:rPr>
+        <w:t>3. OBSERVACIONES QUE SE DEBEN CORREGIR EN EL PLANO</w:t>
+      </w:r>
+    </w:p>
+    <w:p>
+      <w:pPr>
+        <w:keepNext/>
+        <w:spacing w:before="80" w:after="40" w:line="276" w:lineRule="auto"/>
+        <w:jc w:val="center"/>
+      </w:pPr>
+      <w:r>
+        <w:rPr>
+          <w:b/>
+          <w:i w:val="0"/>
+          <w:sz w:val="20"/>
+        </w:rPr>
+        <w:t>Tabla N.° 03: Observaciones al plano de señalización</w:t>
       </w:r>
     </w:p>
     <w:tbl>
@@ -2431,7 +4772,7 @@
                 <w:i w:val="0"/>
                 <w:sz w:val="16"/>
               </w:rPr>
-              <w:t>La leyenda indica 77, que son los bloques “LE”; además hay 38 bloques “A$C7A2016C2” con el mismo dibujo (es el símbolo de la leyenda y el bloque “LE” lo contiene), casi todos en las habitaciones (E-06: 10, E-07: 15, E-08: 10, E-05: 2, E-02: 1). Total dibujado: 115.</w:t>
+              <w:t>La leyenda indica 77, que son los bloques “LE”; además hay 38 bloques “A$C7A2016C2” con el mismo dibujo (es el símbolo de la leyenda y el bloque “LE” lo contiene), casi todos en las habitaciones (E-05: 3, E-06: 10, E-07: 15, E-08: 10). Total dibujado: 115.</w:t>
             </w:r>
           </w:p>
         </w:tc>
@@ -3334,7 +5675,7 @@
           <w:color w:val="7B1E2B"/>
           <w:sz w:val="22"/>
         </w:rPr>
-        <w:t>3. PARA CONFIRMAR CON LA ARQUITECTA</w:t>
+        <w:t>4. PARA CONFIRMAR CON LA ARQUITECTA</w:t>
       </w:r>
     </w:p>
     <w:p>
@@ -3349,7 +5690,7 @@
           <w:i w:val="0"/>
           <w:sz w:val="20"/>
         </w:rPr>
-        <w:t>Tabla N.° 03: Puntos para confirmar</w:t>
+        <w:t>Tabla N.° 04: Puntos para confirmar</w:t>
       </w:r>
     </w:p>
     <w:tbl>
@@ -3651,7 +5992,7 @@
                 <w:i w:val="0"/>
                 <w:sz w:val="17"/>
               </w:rPr>
-              <w:t>Garita</w:t>
+              <w:t>Luces de emergencia</w:t>
             </w:r>
           </w:p>
         </w:tc>
@@ -3671,7 +6012,7 @@
                 <w:i w:val="0"/>
                 <w:sz w:val="17"/>
               </w:rPr>
-              <w:t>En exteriores, al sur de la administración, hay una señal de SS.HH. mixto y un detector de humo.</w:t>
+              <w:t>El metrado de evacuación de arquitectura las mide como “señal de luces de emergencia”; el metrado de señalización, como unidad de luces de emergencia (equipo).</w:t>
             </w:r>
           </w:p>
         </w:tc>
@@ -3691,7 +6032,7 @@
                 <w:i w:val="0"/>
                 <w:sz w:val="17"/>
               </w:rPr>
-              <w:t>Se asumen en la garita de control con su SS.HH.; confirmar.</w:t>
+              <w:t>Definir si el equipo va en instalaciones eléctricas, para no duplicarlo ni dejarlo sin metrar.</w:t>
             </w:r>
           </w:p>
         </w:tc>
@@ -3794,7 +6135,7 @@
           <w:color w:val="7B1E2B"/>
           <w:sz w:val="22"/>
         </w:rPr>
-        <w:t>4. SÍMBOLOS CONTADOS EN LA PLANTA</w:t>
+        <w:t>5. SÍMBOLOS CONTADOS EN LA PLANTA</w:t>
       </w:r>
     </w:p>
     <w:p>
